--- a/downloads/rooms/t14-l01-the-api-names-on-the-product-page.docx
+++ b/downloads/rooms/t14-l01-the-api-names-on-the-product-page.docx
@@ -44,7 +44,7 @@
     </w:p>
     <w:p>
       <w:r>
-        <w:t>confirm. The overview page says REST and also lists Web Services families. This lab does not assign a transport to each family.. last checked 2026-10.</w:t>
+        <w:t>confirm. The overview page says REST and also lists Web Services families. This lab does not assign a transport to each family. last checked 2026-10.</w:t>
       </w:r>
     </w:p>
   </w:body>
